--- a/APRA-CPS-234/CSW-APRA-CPS234-Compliance-Report.docx
+++ b/APRA-CPS-234/CSW-APRA-CPS234-Compliance-Report.docx
@@ -171,6 +171,62 @@
     </w:p>
     <w:bookmarkEnd w:id="11"/>
     <w:bookmarkStart w:id="12" w:name="executive-summary"/>
+    <w:p>
+      <w:pPr>
+        <w:pStyle w:val="Heading2"/>
+      </w:pPr>
+      <w:r>
+        <w:t>How to read the coverage words</w:t>
+      </w:r>
+    </w:p>
+    <w:p>
+      <w:pPr/>
+      <w:r>
+        <w:rPr>
+          <w:b/>
+        </w:rPr>
+        <w:t>Full Coverage</w:t>
+      </w:r>
+      <w:r>
+        <w:t xml:space="preserve"> on the older reports means Secure Workload can produce that row's artifact. It does not mean the control is met.</w:t>
+      </w:r>
+    </w:p>
+    <w:p>
+      <w:pPr/>
+      <w:r>
+        <w:rPr>
+          <w:b/>
+        </w:rPr>
+        <w:t>Partial Coverage</w:t>
+      </w:r>
+      <w:r>
+        <w:t xml:space="preserve"> means file that export next to another control.</w:t>
+      </w:r>
+    </w:p>
+    <w:p>
+      <w:pPr/>
+      <w:r>
+        <w:rPr>
+          <w:b/>
+        </w:rPr>
+        <w:t>Evidence Required</w:t>
+      </w:r>
+      <w:r>
+        <w:t xml:space="preserve"> means Secure Workload has no record. The customer files the contract, the analysis, or the HR or physical-security evidence.</w:t>
+      </w:r>
+    </w:p>
+    <w:p>
+      <w:pPr/>
+      <w:r>
+        <w:rPr>
+          <w:b/>
+        </w:rPr>
+        <w:t>Direct, Supporting, and Out of scope</w:t>
+      </w:r>
+      <w:r>
+        <w:t xml:space="preserve"> on the newer reports are the same idea in different words. Direct is still evidence, not a pass.</w:t>
+      </w:r>
+    </w:p>
     <w:p>
       <w:pPr>
         <w:pStyle w:val="Heading2"/>

--- a/APRA-CPS-234/CSW-APRA-CPS234-Compliance-Report.docx
+++ b/APRA-CPS-234/CSW-APRA-CPS234-Compliance-Report.docx
@@ -10,7 +10,7 @@
         <w:t xml:space="preserve">Cisco Secure Workload - APRA CPS 234 Compliance Report</w:t>
       </w:r>
     </w:p>
-    <w:bookmarkStart w:id="22" w:name="Xbc9f5f31b6267a6c792f3944ffcca8fd9a4b73d"/>
+    <w:bookmarkStart w:id="23" w:name="Xbc9f5f31b6267a6c792f3944ffcca8fd9a4b73d"/>
     <w:p>
       <w:pPr>
         <w:pStyle w:val="Heading1"/>
@@ -170,63 +170,103 @@
       </w:r>
     </w:p>
     <w:bookmarkEnd w:id="11"/>
-    <w:bookmarkStart w:id="12" w:name="executive-summary"/>
+    <w:bookmarkStart w:id="12" w:name="how-to-read-the-coverage-column"/>
     <w:p>
       <w:pPr>
         <w:pStyle w:val="Heading2"/>
       </w:pPr>
       <w:r>
-        <w:t>How to read the coverage words</w:t>
-      </w:r>
-    </w:p>
-    <w:p>
-      <w:pPr/>
+        <w:t xml:space="preserve">How to read the Coverage column</w:t>
+      </w:r>
+    </w:p>
+    <w:p>
+      <w:pPr>
+        <w:pStyle w:val="FirstParagraph"/>
+      </w:pPr>
+      <w:r>
+        <w:t xml:space="preserve">Every report in this set uses the same three coverage words. Coverage describes</w:t>
+      </w:r>
+      <w:r>
+        <w:t xml:space="preserve"> </w:t>
+      </w:r>
       <w:r>
         <w:rPr>
           <w:b/>
+          <w:bCs/>
         </w:rPr>
-        <w:t>Full Coverage</w:t>
-      </w:r>
-      <w:r>
-        <w:t xml:space="preserve"> on the older reports means Secure Workload can produce that row's artifact. It does not mean the control is met.</w:t>
-      </w:r>
-    </w:p>
-    <w:p>
-      <w:pPr/>
+        <w:t xml:space="preserve">what evidence CSW produces</w:t>
+      </w:r>
+      <w:r>
+        <w:t xml:space="preserve"> </w:t>
+      </w:r>
+      <w:r>
+        <w:t xml:space="preserve">for a topic — it never means the control is passed.</w:t>
+      </w:r>
+    </w:p>
+    <w:p>
+      <w:pPr>
+        <w:pStyle w:val="BodyText"/>
+      </w:pPr>
       <w:r>
         <w:rPr>
           <w:b/>
+          <w:bCs/>
         </w:rPr>
-        <w:t>Partial Coverage</w:t>
-      </w:r>
-      <w:r>
-        <w:t xml:space="preserve"> means file that export next to another control.</w:t>
-      </w:r>
-    </w:p>
-    <w:p>
-      <w:pPr/>
+        <w:t xml:space="preserve">Direct</w:t>
+      </w:r>
+      <w:r>
+        <w:t xml:space="preserve"> </w:t>
+      </w:r>
+      <w:r>
+        <w:t xml:space="preserve">— Secure Workload produces the primary evidence artifact for that topic (segmentation, policy, flow/process telemetry, inventory, vulnerability + reachability, forensic reconstruction). Direct is still evidence, not an attestation.</w:t>
+      </w:r>
+    </w:p>
+    <w:p>
+      <w:pPr>
+        <w:pStyle w:val="BodyText"/>
+      </w:pPr>
       <w:r>
         <w:rPr>
           <w:b/>
+          <w:bCs/>
         </w:rPr>
-        <w:t>Evidence Required</w:t>
-      </w:r>
-      <w:r>
-        <w:t xml:space="preserve"> means Secure Workload has no record. The customer files the contract, the analysis, or the HR or physical-security evidence.</w:t>
-      </w:r>
-    </w:p>
-    <w:p>
-      <w:pPr/>
+        <w:t xml:space="preserve">Supporting</w:t>
+      </w:r>
+      <w:r>
+        <w:t xml:space="preserve"> </w:t>
+      </w:r>
+      <w:r>
+        <w:t xml:space="preserve">— Secure Workload contributes an input that feeds or complements another control, tool, or process (e.g. detection input only, reconciled against an external register, one log source among several).</w:t>
+      </w:r>
+    </w:p>
+    <w:p>
+      <w:pPr>
+        <w:pStyle w:val="BodyText"/>
+      </w:pPr>
       <w:r>
         <w:rPr>
           <w:b/>
+          <w:bCs/>
         </w:rPr>
-        <w:t>Direct, Supporting, and Out of scope</w:t>
-      </w:r>
-      <w:r>
-        <w:t xml:space="preserve"> on the newer reports are the same idea in different words. Direct is still evidence, not a pass.</w:t>
-      </w:r>
-    </w:p>
+        <w:t xml:space="preserve">Evidence Required</w:t>
+      </w:r>
+      <w:r>
+        <w:t xml:space="preserve"> </w:t>
+      </w:r>
+      <w:r>
+        <w:t xml:space="preserve">— Secure Workload has no record for this topic. The customer supplies the contract, the analysis, or the HR / physical-security evidence from another control.</w:t>
+      </w:r>
+    </w:p>
+    <w:p>
+      <w:pPr>
+        <w:pStyle w:val="BlockText"/>
+      </w:pPr>
+      <w:r>
+        <w:t xml:space="preserve">The Coverage ratings in the topic map below are machine-derived from each row’s wording and are flagged for SE review before customer use.</w:t>
+      </w:r>
+    </w:p>
+    <w:bookmarkEnd w:id="12"/>
+    <w:bookmarkStart w:id="13" w:name="executive-summary"/>
     <w:p>
       <w:pPr>
         <w:pStyle w:val="Heading2"/>
@@ -287,8 +327,8 @@
         <w:t xml:space="preserve">a control attestation.</w:t>
       </w:r>
     </w:p>
-    <w:bookmarkEnd w:id="12"/>
-    <w:bookmarkStart w:id="13" w:name="suggested-csw-scope-pattern"/>
+    <w:bookmarkEnd w:id="13"/>
+    <w:bookmarkStart w:id="14" w:name="suggested-csw-scope-pattern"/>
     <w:p>
       <w:pPr>
         <w:pStyle w:val="Heading2"/>
@@ -352,8 +392,8 @@
         <w:t xml:space="preserve">This scope pattern should be validated with the customer’s architecture, application owners, compliance team, and assessor before it is used for formal evidence.</w:t>
       </w:r>
     </w:p>
-    <w:bookmarkEnd w:id="13"/>
-    <w:bookmarkStart w:id="14" w:name="in-scope-for-csw-evidence"/>
+    <w:bookmarkEnd w:id="14"/>
+    <w:bookmarkStart w:id="15" w:name="in-scope-for-csw-evidence"/>
     <w:p>
       <w:pPr>
         <w:pStyle w:val="Heading2"/>
@@ -422,8 +462,8 @@
         <w:t xml:space="preserve">Para. 34-35 - Internal audit (evidence pack inputs)</w:t>
       </w:r>
     </w:p>
-    <w:bookmarkEnd w:id="14"/>
-    <w:bookmarkStart w:id="15" w:name="Xaed999129ed4b1f11f99b5af2968248bad86dd6"/>
+    <w:bookmarkEnd w:id="15"/>
+    <w:bookmarkStart w:id="16" w:name="Xaed999129ed4b1f11f99b5af2968248bad86dd6"/>
     <w:p>
       <w:pPr>
         <w:pStyle w:val="Heading2"/>
@@ -480,8 +520,8 @@
         <w:t xml:space="preserve">IAM/PAM, cryptography assurance, BCP/DR, supplier contractual arrangements</w:t>
       </w:r>
     </w:p>
-    <w:bookmarkEnd w:id="15"/>
-    <w:bookmarkStart w:id="16" w:name="framework-topic-csw-capability-map"/>
+    <w:bookmarkEnd w:id="16"/>
+    <w:bookmarkStart w:id="17" w:name="framework-topic-csw-capability-map"/>
     <w:p>
       <w:pPr>
         <w:pStyle w:val="Heading2"/>
@@ -496,285 +536,14 @@
         <w:tblW w:type="pct" w:w="5000"/>
         <w:tblLayout w:type="fixed"/>
         <w:tblLook w:firstRow="1" w:lastRow="0" w:firstColumn="0" w:lastColumn="0" w:noHBand="0" w:noVBand="0" w:val="0020"/>
-      </w:tblPr>
-      <w:tblGrid>
-        <w:gridCol w:w="2640"/>
-        <w:gridCol w:w="2640"/>
-        <w:gridCol w:w="2640"/>
-      </w:tblGrid>
-      <w:tr>
-        <w:trPr>
-          <w:tblHeader w:val="on"/>
-        </w:trPr>
-        <w:tc>
-          <w:tcPr/>
-          <w:p>
-            <w:pPr>
-              <w:pStyle w:val="Compact"/>
-            </w:pPr>
-            <w:r>
-              <w:t xml:space="preserve">Framework topic</w:t>
-            </w:r>
-          </w:p>
-        </w:tc>
-        <w:tc>
-          <w:tcPr/>
-          <w:p>
-            <w:pPr>
-              <w:pStyle w:val="Compact"/>
-            </w:pPr>
-            <w:r>
-              <w:t xml:space="preserve">CSW capability</w:t>
-            </w:r>
-          </w:p>
-        </w:tc>
-        <w:tc>
-          <w:tcPr/>
-          <w:p>
-            <w:pPr>
-              <w:pStyle w:val="Compact"/>
-            </w:pPr>
-            <w:r>
-              <w:t xml:space="preserve">Evidence artifact</w:t>
-            </w:r>
-          </w:p>
-        </w:tc>
-      </w:tr>
-      <w:tr>
-        <w:tc>
-          <w:tcPr/>
-          <w:p>
-            <w:pPr>
-              <w:pStyle w:val="Compact"/>
-            </w:pPr>
-            <w:r>
-              <w:t xml:space="preserve">Para. 20 - Asset identification and classification</w:t>
-            </w:r>
-          </w:p>
-        </w:tc>
-        <w:tc>
-          <w:tcPr/>
-          <w:p>
-            <w:pPr>
-              <w:pStyle w:val="Compact"/>
-            </w:pPr>
-            <w:r>
-              <w:t xml:space="preserve">Workload inventory; scope + label export</w:t>
-            </w:r>
-          </w:p>
-        </w:tc>
-        <w:tc>
-          <w:tcPr/>
-          <w:p>
-            <w:pPr>
-              <w:pStyle w:val="Compact"/>
-            </w:pPr>
-            <w:r>
-              <w:t xml:space="preserve">Inventory and scope membership export reconciled to information asset register</w:t>
-            </w:r>
-          </w:p>
-        </w:tc>
-      </w:tr>
-      <w:tr>
-        <w:tc>
-          <w:tcPr/>
-          <w:p>
-            <w:pPr>
-              <w:pStyle w:val="Compact"/>
-            </w:pPr>
-            <w:r>
-              <w:t xml:space="preserve">Para. 21-23 - Controls implementation</w:t>
-            </w:r>
-          </w:p>
-        </w:tc>
-        <w:tc>
-          <w:tcPr/>
-          <w:p>
-            <w:pPr>
-              <w:pStyle w:val="Compact"/>
-            </w:pPr>
-            <w:r>
-              <w:t xml:space="preserve">Policy workspace; ADM-derived allowlist</w:t>
-            </w:r>
-          </w:p>
-        </w:tc>
-        <w:tc>
-          <w:tcPr/>
-          <w:p>
-            <w:pPr>
-              <w:pStyle w:val="Compact"/>
-            </w:pPr>
-            <w:r>
-              <w:t xml:space="preserve">Workspace snapshot and observed-vs-approved flow comparison</w:t>
-            </w:r>
-          </w:p>
-        </w:tc>
-      </w:tr>
-      <w:tr>
-        <w:tc>
-          <w:tcPr/>
-          <w:p>
-            <w:pPr>
-              <w:pStyle w:val="Compact"/>
-            </w:pPr>
-            <w:r>
-              <w:t xml:space="preserve">Para. 21-23 - Third-party paths</w:t>
-            </w:r>
-          </w:p>
-        </w:tc>
-        <w:tc>
-          <w:tcPr/>
-          <w:p>
-            <w:pPr>
-              <w:pStyle w:val="Compact"/>
-            </w:pPr>
-            <w:r>
-              <w:t xml:space="preserve">Outbound flow summary to service-provider endpoints</w:t>
-            </w:r>
-          </w:p>
-        </w:tc>
-        <w:tc>
-          <w:tcPr/>
-          <w:p>
-            <w:pPr>
-              <w:pStyle w:val="Compact"/>
-            </w:pPr>
-            <w:r>
-              <w:t xml:space="preserve">Service-provider egress report</w:t>
-            </w:r>
-          </w:p>
-        </w:tc>
-      </w:tr>
-      <w:tr>
-        <w:tc>
-          <w:tcPr/>
-          <w:p>
-            <w:pPr>
-              <w:pStyle w:val="Compact"/>
-            </w:pPr>
-            <w:r>
-              <w:t xml:space="preserve">Para. 24-28 - Incident management</w:t>
-            </w:r>
-          </w:p>
-        </w:tc>
-        <w:tc>
-          <w:tcPr/>
-          <w:p>
-            <w:pPr>
-              <w:pStyle w:val="Compact"/>
-            </w:pPr>
-            <w:r>
-              <w:t xml:space="preserve">Forensic flow + process telemetry</w:t>
-            </w:r>
-          </w:p>
-        </w:tc>
-        <w:tc>
-          <w:tcPr/>
-          <w:p>
-            <w:pPr>
-              <w:pStyle w:val="Compact"/>
-            </w:pPr>
-            <w:r>
-              <w:t xml:space="preserve">Investigation pack with timeline and impact scope</w:t>
-            </w:r>
-          </w:p>
-        </w:tc>
-      </w:tr>
-      <w:tr>
-        <w:tc>
-          <w:tcPr/>
-          <w:p>
-            <w:pPr>
-              <w:pStyle w:val="Compact"/>
-            </w:pPr>
-            <w:r>
-              <w:t xml:space="preserve">Para. 29-33 - Control effectiveness testing</w:t>
-            </w:r>
-          </w:p>
-        </w:tc>
-        <w:tc>
-          <w:tcPr/>
-          <w:p>
-            <w:pPr>
-              <w:pStyle w:val="Compact"/>
-            </w:pPr>
-            <w:r>
-              <w:t xml:space="preserve">Continuous flow data; policy-violation log; drift report</w:t>
-            </w:r>
-          </w:p>
-        </w:tc>
-        <w:tc>
-          <w:tcPr/>
-          <w:p>
-            <w:pPr>
-              <w:pStyle w:val="Compact"/>
-            </w:pPr>
-            <w:r>
-              <w:t xml:space="preserve">Continuous control-testing evidence (replaces point-in-time samples)</w:t>
-            </w:r>
-          </w:p>
-        </w:tc>
-      </w:tr>
-      <w:tr>
-        <w:tc>
-          <w:tcPr/>
-          <w:p>
-            <w:pPr>
-              <w:pStyle w:val="Compact"/>
-            </w:pPr>
-            <w:r>
-              <w:t xml:space="preserve">Para. 34-35 - Internal audit</w:t>
-            </w:r>
-          </w:p>
-        </w:tc>
-        <w:tc>
-          <w:tcPr/>
-          <w:p>
-            <w:pPr>
-              <w:pStyle w:val="Compact"/>
-            </w:pPr>
-            <w:r>
-              <w:t xml:space="preserve">Periodic evidence pack</w:t>
-            </w:r>
-          </w:p>
-        </w:tc>
-        <w:tc>
-          <w:tcPr/>
-          <w:p>
-            <w:pPr>
-              <w:pStyle w:val="Compact"/>
-            </w:pPr>
-            <w:r>
-              <w:t xml:space="preserve">Quarterly evidence bundle for audit work-papers</w:t>
-            </w:r>
-          </w:p>
-        </w:tc>
-      </w:tr>
-    </w:tbl>
-    <w:bookmarkEnd w:id="16"/>
-    <w:bookmarkStart w:id="17" w:name="evidence-collection-approach"/>
-    <w:p>
-      <w:pPr>
-        <w:pStyle w:val="Heading2"/>
-      </w:pPr>
-      <w:r>
-        <w:t xml:space="preserve">Evidence Collection Approach</w:t>
-      </w:r>
-    </w:p>
-    <w:p>
-      <w:pPr>
-        <w:pStyle w:val="FirstParagraph"/>
-      </w:pPr>
-      <w:r>
-        <w:t xml:space="preserve">The table below describes per-topic evidence collection - what to collect, the CSW source area, and a suggested cadence. The cadence should be tuned to the customer’s audit cycle, regulatory cadence, and risk appetite.</w:t>
-      </w:r>
-    </w:p>
-    <w:tbl>
-      <w:tblPr>
-        <w:tblStyle w:val="Table"/>
-        <w:tblW w:type="pct" w:w="5000"/>
-        <w:tblLayout w:type="fixed"/>
-        <w:tblLook w:firstRow="1" w:lastRow="0" w:firstColumn="0" w:lastColumn="0" w:noHBand="0" w:noVBand="0" w:val="0020"/>
+        <w:tblBorders>
+          <w:top w:val="single" w:sz="4" w:space="0" w:color="BFBFBF"/>
+          <w:left w:val="single" w:sz="4" w:space="0" w:color="BFBFBF"/>
+          <w:bottom w:val="single" w:sz="4" w:space="0" w:color="BFBFBF"/>
+          <w:right w:val="single" w:sz="4" w:space="0" w:color="BFBFBF"/>
+          <w:insideH w:val="single" w:sz="4" w:space="0" w:color="BFBFBF"/>
+          <w:insideV w:val="single" w:sz="4" w:space="0" w:color="BFBFBF"/>
+        </w:tblBorders>
       </w:tblPr>
       <w:tblGrid>
         <w:gridCol w:w="1980"/>
@@ -787,46 +556,70 @@
           <w:tblHeader w:val="on"/>
         </w:trPr>
         <w:tc>
-          <w:tcPr/>
-          <w:p>
-            <w:pPr>
-              <w:pStyle w:val="Compact"/>
-            </w:pPr>
-            <w:r>
-              <w:t xml:space="preserve">Topic</w:t>
-            </w:r>
-          </w:p>
-        </w:tc>
-        <w:tc>
-          <w:tcPr/>
-          <w:p>
-            <w:pPr>
-              <w:pStyle w:val="Compact"/>
-            </w:pPr>
-            <w:r>
-              <w:t xml:space="preserve">What to collect</w:t>
-            </w:r>
-          </w:p>
-        </w:tc>
-        <w:tc>
-          <w:tcPr/>
-          <w:p>
-            <w:pPr>
-              <w:pStyle w:val="Compact"/>
-            </w:pPr>
-            <w:r>
-              <w:t xml:space="preserve">CSW source</w:t>
-            </w:r>
-          </w:p>
-        </w:tc>
-        <w:tc>
-          <w:tcPr/>
-          <w:p>
-            <w:pPr>
-              <w:pStyle w:val="Compact"/>
-            </w:pPr>
-            <w:r>
-              <w:t xml:space="preserve">Suggested cadence</w:t>
+          <w:tcPr>
+            <w:shd w:val="clear" w:color="auto" w:fill="003366"/>
+          </w:tcPr>
+          <w:p>
+            <w:pPr>
+              <w:pStyle w:val="Compact"/>
+            </w:pPr>
+            <w:r>
+              <w:rPr>
+                <w:b/>
+                <w:color w:val="FFFFFF"/>
+              </w:rPr>
+              <w:t xml:space="preserve">Framework topic</w:t>
+            </w:r>
+          </w:p>
+        </w:tc>
+        <w:tc>
+          <w:tcPr>
+            <w:shd w:val="clear" w:color="auto" w:fill="003366"/>
+          </w:tcPr>
+          <w:p>
+            <w:pPr>
+              <w:pStyle w:val="Compact"/>
+            </w:pPr>
+            <w:r>
+              <w:rPr>
+                <w:b/>
+                <w:color w:val="FFFFFF"/>
+              </w:rPr>
+              <w:t xml:space="preserve">Coverage</w:t>
+            </w:r>
+          </w:p>
+        </w:tc>
+        <w:tc>
+          <w:tcPr>
+            <w:shd w:val="clear" w:color="auto" w:fill="003366"/>
+          </w:tcPr>
+          <w:p>
+            <w:pPr>
+              <w:pStyle w:val="Compact"/>
+            </w:pPr>
+            <w:r>
+              <w:rPr>
+                <w:b/>
+                <w:color w:val="FFFFFF"/>
+              </w:rPr>
+              <w:t xml:space="preserve">CSW capability</w:t>
+            </w:r>
+          </w:p>
+        </w:tc>
+        <w:tc>
+          <w:tcPr>
+            <w:shd w:val="clear" w:color="auto" w:fill="003366"/>
+          </w:tcPr>
+          <w:p>
+            <w:pPr>
+              <w:pStyle w:val="Compact"/>
+            </w:pPr>
+            <w:r>
+              <w:rPr>
+                <w:b/>
+                <w:color w:val="FFFFFF"/>
+              </w:rPr>
+              <w:t xml:space="preserve">Evidence artifact</w:t>
             </w:r>
           </w:p>
         </w:tc>
@@ -839,7 +632,24 @@
               <w:pStyle w:val="Compact"/>
             </w:pPr>
             <w:r>
-              <w:t xml:space="preserve">Information asset register reconciliation</w:t>
+              <w:t xml:space="preserve">Para. 20 - Asset identification and classification</w:t>
+            </w:r>
+          </w:p>
+        </w:tc>
+        <w:tc>
+          <w:tcPr>
+            <w:shd w:val="clear" w:color="auto" w:fill="107C41"/>
+          </w:tcPr>
+          <w:p>
+            <w:pPr>
+              <w:pStyle w:val="Compact"/>
+            </w:pPr>
+            <w:r>
+              <w:rPr>
+                <w:b/>
+                <w:color w:val="FFFFFF"/>
+              </w:rPr>
+              <w:t>Direct</w:t>
             </w:r>
           </w:p>
         </w:tc>
@@ -850,7 +660,7 @@
               <w:pStyle w:val="Compact"/>
             </w:pPr>
             <w:r>
-              <w:t xml:space="preserve">Workloads supporting each critical information asset</w:t>
+              <w:t xml:space="preserve">Workload inventory; scope + label export</w:t>
             </w:r>
           </w:p>
         </w:tc>
@@ -861,64 +671,65 @@
               <w:pStyle w:val="Compact"/>
             </w:pPr>
             <w:r>
-              <w:t xml:space="preserve">Inventory + scope membership</w:t>
-            </w:r>
-          </w:p>
-        </w:tc>
-        <w:tc>
-          <w:tcPr/>
-          <w:p>
-            <w:pPr>
-              <w:pStyle w:val="Compact"/>
-            </w:pPr>
-            <w:r>
-              <w:t xml:space="preserve">Quarterly</w:t>
+              <w:t xml:space="preserve">Inventory and scope membership export reconciled to information asset register</w:t>
             </w:r>
           </w:p>
         </w:tc>
       </w:tr>
       <w:tr>
         <w:tc>
-          <w:tcPr/>
-          <w:p>
-            <w:pPr>
-              <w:pStyle w:val="Compact"/>
-            </w:pPr>
-            <w:r>
-              <w:t xml:space="preserve">Controls-implementation evidence</w:t>
-            </w:r>
-          </w:p>
-        </w:tc>
-        <w:tc>
-          <w:tcPr/>
+          <w:tcPr>
+            <w:shd w:val="clear" w:color="auto" w:fill="F2F2F2"/>
+          </w:tcPr>
+          <w:p>
+            <w:pPr>
+              <w:pStyle w:val="Compact"/>
+            </w:pPr>
+            <w:r>
+              <w:t xml:space="preserve">Para. 21-23 - Controls implementation</w:t>
+            </w:r>
+          </w:p>
+        </w:tc>
+        <w:tc>
+          <w:tcPr>
+            <w:shd w:val="clear" w:color="auto" w:fill="107C41"/>
+          </w:tcPr>
+          <w:p>
+            <w:pPr>
+              <w:pStyle w:val="Compact"/>
+            </w:pPr>
+            <w:r>
+              <w:rPr>
+                <w:b/>
+                <w:color w:val="FFFFFF"/>
+              </w:rPr>
+              <w:t>Direct</w:t>
+            </w:r>
+          </w:p>
+        </w:tc>
+        <w:tc>
+          <w:tcPr>
+            <w:shd w:val="clear" w:color="auto" w:fill="F2F2F2"/>
+          </w:tcPr>
+          <w:p>
+            <w:pPr>
+              <w:pStyle w:val="Compact"/>
+            </w:pPr>
+            <w:r>
+              <w:t xml:space="preserve">Policy workspace; ADM-derived allowlist</w:t>
+            </w:r>
+          </w:p>
+        </w:tc>
+        <w:tc>
+          <w:tcPr>
+            <w:shd w:val="clear" w:color="auto" w:fill="F2F2F2"/>
+          </w:tcPr>
           <w:p>
             <w:pPr>
               <w:pStyle w:val="Compact"/>
             </w:pPr>
             <w:r>
               <w:t xml:space="preserve">Workspace snapshot and observed-vs-approved flow comparison</w:t>
-            </w:r>
-          </w:p>
-        </w:tc>
-        <w:tc>
-          <w:tcPr/>
-          <w:p>
-            <w:pPr>
-              <w:pStyle w:val="Compact"/>
-            </w:pPr>
-            <w:r>
-              <w:t xml:space="preserve">Policy workspace export + ADM export</w:t>
-            </w:r>
-          </w:p>
-        </w:tc>
-        <w:tc>
-          <w:tcPr/>
-          <w:p>
-            <w:pPr>
-              <w:pStyle w:val="Compact"/>
-            </w:pPr>
-            <w:r>
-              <w:t xml:space="preserve">Quarterly + after each change</w:t>
             </w:r>
           </w:p>
         </w:tc>
@@ -931,7 +742,24 @@
               <w:pStyle w:val="Compact"/>
             </w:pPr>
             <w:r>
-              <w:t xml:space="preserve">Control-effectiveness testing</w:t>
+              <w:t xml:space="preserve">Para. 21-23 - Third-party paths</w:t>
+            </w:r>
+          </w:p>
+        </w:tc>
+        <w:tc>
+          <w:tcPr>
+            <w:shd w:val="clear" w:color="auto" w:fill="107C41"/>
+          </w:tcPr>
+          <w:p>
+            <w:pPr>
+              <w:pStyle w:val="Compact"/>
+            </w:pPr>
+            <w:r>
+              <w:rPr>
+                <w:b/>
+                <w:color w:val="FFFFFF"/>
+              </w:rPr>
+              <w:t>Direct</w:t>
             </w:r>
           </w:p>
         </w:tc>
@@ -942,7 +770,7 @@
               <w:pStyle w:val="Compact"/>
             </w:pPr>
             <w:r>
-              <w:t xml:space="preserve">Continuous policy-violation and drift evidence</w:t>
+              <w:t xml:space="preserve">Outbound flow summary to service-provider endpoints</w:t>
             </w:r>
           </w:p>
         </w:tc>
@@ -953,64 +781,65 @@
               <w:pStyle w:val="Compact"/>
             </w:pPr>
             <w:r>
-              <w:t xml:space="preserve">Policy analysis output (continuous)</w:t>
-            </w:r>
-          </w:p>
-        </w:tc>
-        <w:tc>
-          <w:tcPr/>
-          <w:p>
-            <w:pPr>
-              <w:pStyle w:val="Compact"/>
-            </w:pPr>
-            <w:r>
-              <w:t xml:space="preserve">Continuous, reviewed quarterly</w:t>
+              <w:t xml:space="preserve">Service-provider egress report</w:t>
             </w:r>
           </w:p>
         </w:tc>
       </w:tr>
       <w:tr>
         <w:tc>
-          <w:tcPr/>
-          <w:p>
-            <w:pPr>
-              <w:pStyle w:val="Compact"/>
-            </w:pPr>
-            <w:r>
-              <w:t xml:space="preserve">Third-party service-provider paths</w:t>
-            </w:r>
-          </w:p>
-        </w:tc>
-        <w:tc>
-          <w:tcPr/>
-          <w:p>
-            <w:pPr>
-              <w:pStyle w:val="Compact"/>
-            </w:pPr>
-            <w:r>
-              <w:t xml:space="preserve">Outbound flow to vendor endpoints</w:t>
-            </w:r>
-          </w:p>
-        </w:tc>
-        <w:tc>
-          <w:tcPr/>
-          <w:p>
-            <w:pPr>
-              <w:pStyle w:val="Compact"/>
-            </w:pPr>
-            <w:r>
-              <w:t xml:space="preserve">Flow search filtered to vendor endpoints</w:t>
-            </w:r>
-          </w:p>
-        </w:tc>
-        <w:tc>
-          <w:tcPr/>
-          <w:p>
-            <w:pPr>
-              <w:pStyle w:val="Compact"/>
-            </w:pPr>
-            <w:r>
-              <w:t xml:space="preserve">Monthly</w:t>
+          <w:tcPr>
+            <w:shd w:val="clear" w:color="auto" w:fill="F2F2F2"/>
+          </w:tcPr>
+          <w:p>
+            <w:pPr>
+              <w:pStyle w:val="Compact"/>
+            </w:pPr>
+            <w:r>
+              <w:t xml:space="preserve">Para. 24-28 - Incident management</w:t>
+            </w:r>
+          </w:p>
+        </w:tc>
+        <w:tc>
+          <w:tcPr>
+            <w:shd w:val="clear" w:color="auto" w:fill="107C41"/>
+          </w:tcPr>
+          <w:p>
+            <w:pPr>
+              <w:pStyle w:val="Compact"/>
+            </w:pPr>
+            <w:r>
+              <w:rPr>
+                <w:b/>
+                <w:color w:val="FFFFFF"/>
+              </w:rPr>
+              <w:t>Direct</w:t>
+            </w:r>
+          </w:p>
+        </w:tc>
+        <w:tc>
+          <w:tcPr>
+            <w:shd w:val="clear" w:color="auto" w:fill="F2F2F2"/>
+          </w:tcPr>
+          <w:p>
+            <w:pPr>
+              <w:pStyle w:val="Compact"/>
+            </w:pPr>
+            <w:r>
+              <w:t xml:space="preserve">Forensic flow + process telemetry</w:t>
+            </w:r>
+          </w:p>
+        </w:tc>
+        <w:tc>
+          <w:tcPr>
+            <w:shd w:val="clear" w:color="auto" w:fill="F2F2F2"/>
+          </w:tcPr>
+          <w:p>
+            <w:pPr>
+              <w:pStyle w:val="Compact"/>
+            </w:pPr>
+            <w:r>
+              <w:t xml:space="preserve">Investigation pack with timeline and impact scope</w:t>
             </w:r>
           </w:p>
         </w:tc>
@@ -1023,7 +852,24 @@
               <w:pStyle w:val="Compact"/>
             </w:pPr>
             <w:r>
-              <w:t xml:space="preserve">Incident management sample</w:t>
+              <w:t xml:space="preserve">Para. 29-33 - Control effectiveness testing</w:t>
+            </w:r>
+          </w:p>
+        </w:tc>
+        <w:tc>
+          <w:tcPr>
+            <w:shd w:val="clear" w:color="auto" w:fill="107C41"/>
+          </w:tcPr>
+          <w:p>
+            <w:pPr>
+              <w:pStyle w:val="Compact"/>
+            </w:pPr>
+            <w:r>
+              <w:rPr>
+                <w:b/>
+                <w:color w:val="FFFFFF"/>
+              </w:rPr>
+              <w:t>Direct</w:t>
             </w:r>
           </w:p>
         </w:tc>
@@ -1034,7 +880,7 @@
               <w:pStyle w:val="Compact"/>
             </w:pPr>
             <w:r>
-              <w:t xml:space="preserve">One representative incident timeline</w:t>
+              <w:t xml:space="preserve">Continuous flow data; policy-violation log; drift report</w:t>
             </w:r>
           </w:p>
         </w:tc>
@@ -1045,25 +891,431 @@
               <w:pStyle w:val="Compact"/>
             </w:pPr>
             <w:r>
-              <w:t xml:space="preserve">Flow + process search</w:t>
-            </w:r>
-          </w:p>
-        </w:tc>
-        <w:tc>
-          <w:tcPr/>
-          <w:p>
-            <w:pPr>
-              <w:pStyle w:val="Compact"/>
-            </w:pPr>
-            <w:r>
-              <w:t xml:space="preserve">Per incident; one representative sample per audit cycle</w:t>
+              <w:t xml:space="preserve">Continuous control-testing evidence (replaces point-in-time samples)</w:t>
+            </w:r>
+          </w:p>
+        </w:tc>
+      </w:tr>
+      <w:tr>
+        <w:tc>
+          <w:tcPr>
+            <w:shd w:val="clear" w:color="auto" w:fill="F2F2F2"/>
+          </w:tcPr>
+          <w:p>
+            <w:pPr>
+              <w:pStyle w:val="Compact"/>
+            </w:pPr>
+            <w:r>
+              <w:t xml:space="preserve">Para. 34-35 - Internal audit</w:t>
+            </w:r>
+          </w:p>
+        </w:tc>
+        <w:tc>
+          <w:tcPr>
+            <w:shd w:val="clear" w:color="auto" w:fill="107C41"/>
+          </w:tcPr>
+          <w:p>
+            <w:pPr>
+              <w:pStyle w:val="Compact"/>
+            </w:pPr>
+            <w:r>
+              <w:rPr>
+                <w:b/>
+                <w:color w:val="FFFFFF"/>
+              </w:rPr>
+              <w:t>Direct</w:t>
+            </w:r>
+          </w:p>
+        </w:tc>
+        <w:tc>
+          <w:tcPr>
+            <w:shd w:val="clear" w:color="auto" w:fill="F2F2F2"/>
+          </w:tcPr>
+          <w:p>
+            <w:pPr>
+              <w:pStyle w:val="Compact"/>
+            </w:pPr>
+            <w:r>
+              <w:t xml:space="preserve">Periodic evidence pack</w:t>
+            </w:r>
+          </w:p>
+        </w:tc>
+        <w:tc>
+          <w:tcPr>
+            <w:shd w:val="clear" w:color="auto" w:fill="F2F2F2"/>
+          </w:tcPr>
+          <w:p>
+            <w:pPr>
+              <w:pStyle w:val="Compact"/>
+            </w:pPr>
+            <w:r>
+              <w:t xml:space="preserve">Quarterly evidence bundle for audit work-papers</w:t>
             </w:r>
           </w:p>
         </w:tc>
       </w:tr>
     </w:tbl>
     <w:bookmarkEnd w:id="17"/>
-    <w:bookmarkStart w:id="18" w:name="pov-workshop-approach"/>
+    <w:bookmarkStart w:id="18" w:name="evidence-collection-approach"/>
+    <w:p>
+      <w:pPr>
+        <w:pStyle w:val="Heading2"/>
+      </w:pPr>
+      <w:r>
+        <w:t xml:space="preserve">Evidence Collection Approach</w:t>
+      </w:r>
+    </w:p>
+    <w:p>
+      <w:pPr>
+        <w:pStyle w:val="FirstParagraph"/>
+      </w:pPr>
+      <w:r>
+        <w:t xml:space="preserve">The table below describes per-topic evidence collection - what to collect, the CSW source area, and a suggested cadence. The cadence should be tuned to the customer’s audit cycle, regulatory cadence, and risk appetite.</w:t>
+      </w:r>
+    </w:p>
+    <w:tbl>
+      <w:tblPr>
+        <w:tblStyle w:val="Table"/>
+        <w:tblW w:type="pct" w:w="5000"/>
+        <w:tblLayout w:type="fixed"/>
+        <w:tblLook w:firstRow="1" w:lastRow="0" w:firstColumn="0" w:lastColumn="0" w:noHBand="0" w:noVBand="0" w:val="0020"/>
+        <w:tblBorders>
+          <w:top w:val="single" w:sz="4" w:space="0" w:color="BFBFBF"/>
+          <w:left w:val="single" w:sz="4" w:space="0" w:color="BFBFBF"/>
+          <w:bottom w:val="single" w:sz="4" w:space="0" w:color="BFBFBF"/>
+          <w:right w:val="single" w:sz="4" w:space="0" w:color="BFBFBF"/>
+          <w:insideH w:val="single" w:sz="4" w:space="0" w:color="BFBFBF"/>
+          <w:insideV w:val="single" w:sz="4" w:space="0" w:color="BFBFBF"/>
+        </w:tblBorders>
+      </w:tblPr>
+      <w:tblGrid>
+        <w:gridCol w:w="1980"/>
+        <w:gridCol w:w="1980"/>
+        <w:gridCol w:w="1980"/>
+        <w:gridCol w:w="1980"/>
+      </w:tblGrid>
+      <w:tr>
+        <w:trPr>
+          <w:tblHeader w:val="on"/>
+        </w:trPr>
+        <w:tc>
+          <w:tcPr>
+            <w:shd w:val="clear" w:color="auto" w:fill="003366"/>
+          </w:tcPr>
+          <w:p>
+            <w:pPr>
+              <w:pStyle w:val="Compact"/>
+            </w:pPr>
+            <w:r>
+              <w:rPr>
+                <w:b/>
+                <w:color w:val="FFFFFF"/>
+              </w:rPr>
+              <w:t xml:space="preserve">Topic</w:t>
+            </w:r>
+          </w:p>
+        </w:tc>
+        <w:tc>
+          <w:tcPr>
+            <w:shd w:val="clear" w:color="auto" w:fill="003366"/>
+          </w:tcPr>
+          <w:p>
+            <w:pPr>
+              <w:pStyle w:val="Compact"/>
+            </w:pPr>
+            <w:r>
+              <w:rPr>
+                <w:b/>
+                <w:color w:val="FFFFFF"/>
+              </w:rPr>
+              <w:t xml:space="preserve">What to collect</w:t>
+            </w:r>
+          </w:p>
+        </w:tc>
+        <w:tc>
+          <w:tcPr>
+            <w:shd w:val="clear" w:color="auto" w:fill="003366"/>
+          </w:tcPr>
+          <w:p>
+            <w:pPr>
+              <w:pStyle w:val="Compact"/>
+            </w:pPr>
+            <w:r>
+              <w:rPr>
+                <w:b/>
+                <w:color w:val="FFFFFF"/>
+              </w:rPr>
+              <w:t xml:space="preserve">CSW source</w:t>
+            </w:r>
+          </w:p>
+        </w:tc>
+        <w:tc>
+          <w:tcPr>
+            <w:shd w:val="clear" w:color="auto" w:fill="003366"/>
+          </w:tcPr>
+          <w:p>
+            <w:pPr>
+              <w:pStyle w:val="Compact"/>
+            </w:pPr>
+            <w:r>
+              <w:rPr>
+                <w:b/>
+                <w:color w:val="FFFFFF"/>
+              </w:rPr>
+              <w:t xml:space="preserve">Suggested cadence</w:t>
+            </w:r>
+          </w:p>
+        </w:tc>
+      </w:tr>
+      <w:tr>
+        <w:tc>
+          <w:tcPr/>
+          <w:p>
+            <w:pPr>
+              <w:pStyle w:val="Compact"/>
+            </w:pPr>
+            <w:r>
+              <w:t xml:space="preserve">Information asset register reconciliation</w:t>
+            </w:r>
+          </w:p>
+        </w:tc>
+        <w:tc>
+          <w:tcPr/>
+          <w:p>
+            <w:pPr>
+              <w:pStyle w:val="Compact"/>
+            </w:pPr>
+            <w:r>
+              <w:t xml:space="preserve">Workloads supporting each critical information asset</w:t>
+            </w:r>
+          </w:p>
+        </w:tc>
+        <w:tc>
+          <w:tcPr/>
+          <w:p>
+            <w:pPr>
+              <w:pStyle w:val="Compact"/>
+            </w:pPr>
+            <w:r>
+              <w:t xml:space="preserve">Inventory + scope membership</w:t>
+            </w:r>
+          </w:p>
+        </w:tc>
+        <w:tc>
+          <w:tcPr/>
+          <w:p>
+            <w:pPr>
+              <w:pStyle w:val="Compact"/>
+            </w:pPr>
+            <w:r>
+              <w:t xml:space="preserve">Quarterly</w:t>
+            </w:r>
+          </w:p>
+        </w:tc>
+      </w:tr>
+      <w:tr>
+        <w:tc>
+          <w:tcPr>
+            <w:shd w:val="clear" w:color="auto" w:fill="F2F2F2"/>
+          </w:tcPr>
+          <w:p>
+            <w:pPr>
+              <w:pStyle w:val="Compact"/>
+            </w:pPr>
+            <w:r>
+              <w:t xml:space="preserve">Controls-implementation evidence</w:t>
+            </w:r>
+          </w:p>
+        </w:tc>
+        <w:tc>
+          <w:tcPr>
+            <w:shd w:val="clear" w:color="auto" w:fill="F2F2F2"/>
+          </w:tcPr>
+          <w:p>
+            <w:pPr>
+              <w:pStyle w:val="Compact"/>
+            </w:pPr>
+            <w:r>
+              <w:t xml:space="preserve">Workspace snapshot and observed-vs-approved flow comparison</w:t>
+            </w:r>
+          </w:p>
+        </w:tc>
+        <w:tc>
+          <w:tcPr>
+            <w:shd w:val="clear" w:color="auto" w:fill="F2F2F2"/>
+          </w:tcPr>
+          <w:p>
+            <w:pPr>
+              <w:pStyle w:val="Compact"/>
+            </w:pPr>
+            <w:r>
+              <w:t xml:space="preserve">Policy workspace export + ADM export</w:t>
+            </w:r>
+          </w:p>
+        </w:tc>
+        <w:tc>
+          <w:tcPr>
+            <w:shd w:val="clear" w:color="auto" w:fill="F2F2F2"/>
+          </w:tcPr>
+          <w:p>
+            <w:pPr>
+              <w:pStyle w:val="Compact"/>
+            </w:pPr>
+            <w:r>
+              <w:t xml:space="preserve">Quarterly + after each change</w:t>
+            </w:r>
+          </w:p>
+        </w:tc>
+      </w:tr>
+      <w:tr>
+        <w:tc>
+          <w:tcPr/>
+          <w:p>
+            <w:pPr>
+              <w:pStyle w:val="Compact"/>
+            </w:pPr>
+            <w:r>
+              <w:t xml:space="preserve">Control-effectiveness testing</w:t>
+            </w:r>
+          </w:p>
+        </w:tc>
+        <w:tc>
+          <w:tcPr/>
+          <w:p>
+            <w:pPr>
+              <w:pStyle w:val="Compact"/>
+            </w:pPr>
+            <w:r>
+              <w:t xml:space="preserve">Continuous policy-violation and drift evidence</w:t>
+            </w:r>
+          </w:p>
+        </w:tc>
+        <w:tc>
+          <w:tcPr/>
+          <w:p>
+            <w:pPr>
+              <w:pStyle w:val="Compact"/>
+            </w:pPr>
+            <w:r>
+              <w:t xml:space="preserve">Policy analysis output (continuous)</w:t>
+            </w:r>
+          </w:p>
+        </w:tc>
+        <w:tc>
+          <w:tcPr/>
+          <w:p>
+            <w:pPr>
+              <w:pStyle w:val="Compact"/>
+            </w:pPr>
+            <w:r>
+              <w:t xml:space="preserve">Continuous, reviewed quarterly</w:t>
+            </w:r>
+          </w:p>
+        </w:tc>
+      </w:tr>
+      <w:tr>
+        <w:tc>
+          <w:tcPr>
+            <w:shd w:val="clear" w:color="auto" w:fill="F2F2F2"/>
+          </w:tcPr>
+          <w:p>
+            <w:pPr>
+              <w:pStyle w:val="Compact"/>
+            </w:pPr>
+            <w:r>
+              <w:t xml:space="preserve">Third-party service-provider paths</w:t>
+            </w:r>
+          </w:p>
+        </w:tc>
+        <w:tc>
+          <w:tcPr>
+            <w:shd w:val="clear" w:color="auto" w:fill="F2F2F2"/>
+          </w:tcPr>
+          <w:p>
+            <w:pPr>
+              <w:pStyle w:val="Compact"/>
+            </w:pPr>
+            <w:r>
+              <w:t xml:space="preserve">Outbound flow to vendor endpoints</w:t>
+            </w:r>
+          </w:p>
+        </w:tc>
+        <w:tc>
+          <w:tcPr>
+            <w:shd w:val="clear" w:color="auto" w:fill="F2F2F2"/>
+          </w:tcPr>
+          <w:p>
+            <w:pPr>
+              <w:pStyle w:val="Compact"/>
+            </w:pPr>
+            <w:r>
+              <w:t xml:space="preserve">Flow search filtered to vendor endpoints</w:t>
+            </w:r>
+          </w:p>
+        </w:tc>
+        <w:tc>
+          <w:tcPr>
+            <w:shd w:val="clear" w:color="auto" w:fill="F2F2F2"/>
+          </w:tcPr>
+          <w:p>
+            <w:pPr>
+              <w:pStyle w:val="Compact"/>
+            </w:pPr>
+            <w:r>
+              <w:t xml:space="preserve">Monthly</w:t>
+            </w:r>
+          </w:p>
+        </w:tc>
+      </w:tr>
+      <w:tr>
+        <w:tc>
+          <w:tcPr/>
+          <w:p>
+            <w:pPr>
+              <w:pStyle w:val="Compact"/>
+            </w:pPr>
+            <w:r>
+              <w:t xml:space="preserve">Incident management sample</w:t>
+            </w:r>
+          </w:p>
+        </w:tc>
+        <w:tc>
+          <w:tcPr/>
+          <w:p>
+            <w:pPr>
+              <w:pStyle w:val="Compact"/>
+            </w:pPr>
+            <w:r>
+              <w:t xml:space="preserve">One representative incident timeline</w:t>
+            </w:r>
+          </w:p>
+        </w:tc>
+        <w:tc>
+          <w:tcPr/>
+          <w:p>
+            <w:pPr>
+              <w:pStyle w:val="Compact"/>
+            </w:pPr>
+            <w:r>
+              <w:t xml:space="preserve">Flow + process search</w:t>
+            </w:r>
+          </w:p>
+        </w:tc>
+        <w:tc>
+          <w:tcPr/>
+          <w:p>
+            <w:pPr>
+              <w:pStyle w:val="Compact"/>
+            </w:pPr>
+            <w:r>
+              <w:t xml:space="preserve">Per incident; one representative sample per audit cycle</w:t>
+            </w:r>
+          </w:p>
+        </w:tc>
+      </w:tr>
+    </w:tbl>
+    <w:bookmarkEnd w:id="18"/>
+    <w:bookmarkStart w:id="19" w:name="pov-workshop-approach"/>
     <w:p>
       <w:pPr>
         <w:pStyle w:val="Heading2"/>
@@ -1225,8 +1477,8 @@
         <w:t xml:space="preserve">Package inventory, scope, flows, policy, exceptions, and known gaps as the evidence output. Cross-reference this report’s evidence collection table with the customer’s existing audit work-papers.</w:t>
       </w:r>
     </w:p>
-    <w:bookmarkEnd w:id="18"/>
-    <w:bookmarkStart w:id="19" w:name="boundaries-and-complementary-controls"/>
+    <w:bookmarkEnd w:id="19"/>
+    <w:bookmarkStart w:id="20" w:name="boundaries-and-complementary-controls"/>
     <w:p>
       <w:pPr>
         <w:pStyle w:val="Heading2"/>
@@ -1243,8 +1495,8 @@
         <w:t xml:space="preserve">CSW does not replace board accountability for information security (Para. 13-14), the policy framework (Para. 16-19), related-party assurance, IAM/PAM lifecycle, cryptography programme decisions, BCP/DR test outcomes, or the APRA notification decision (Para. 36-37).</w:t>
       </w:r>
     </w:p>
-    <w:bookmarkEnd w:id="19"/>
-    <w:bookmarkStart w:id="20" w:name="assessor-auditor-caveat"/>
+    <w:bookmarkEnd w:id="20"/>
+    <w:bookmarkStart w:id="21" w:name="assessor-auditor-caveat"/>
     <w:p>
       <w:pPr>
         <w:pStyle w:val="Heading2"/>
@@ -1261,8 +1513,8 @@
         <w:t xml:space="preserve">CSW provides technical evidence inputs. The customer’s qualified assessor, auditor, certifying body, or regulator determines compliance status. Validate all framework-topic mappings, control IDs, paragraph references, and section numbers in this report against the current official framework text. If the customer is being assessed against a version other than the one referenced in the framework version note above, revalidate before use.</w:t>
       </w:r>
     </w:p>
-    <w:bookmarkEnd w:id="20"/>
-    <w:bookmarkStart w:id="21" w:name="disclaimer"/>
+    <w:bookmarkEnd w:id="21"/>
+    <w:bookmarkStart w:id="22" w:name="disclaimer"/>
     <w:p>
       <w:pPr>
         <w:pStyle w:val="Heading2"/>
@@ -1279,8 +1531,8 @@
         <w:t xml:space="preserve">This report is for informational and planning purposes. It is not legal, regulatory, audit, or certification advice. Validate all mappings against the current official framework text, the customer’s environment, and qualified compliance, legal, and audit professionals.</w:t>
       </w:r>
     </w:p>
-    <w:bookmarkEnd w:id="21"/>
     <w:bookmarkEnd w:id="22"/>
+    <w:bookmarkEnd w:id="23"/>
     <w:sectPr>
       <w:footnotePr>
         <w:numRestart w:val="eachSect"/>

--- a/APRA-CPS-234/CSW-APRA-CPS234-Compliance-Report.docx
+++ b/APRA-CPS-234/CSW-APRA-CPS234-Compliance-Report.docx
@@ -150,13 +150,13 @@
         <w:t xml:space="preserve"> </w:t>
       </w:r>
       <w:r>
-        <w:t xml:space="preserve">they produce. The technical runbook (</w:t>
+        <w:t xml:space="preserve">they produce. The reference design (</w:t>
       </w:r>
       <w:r>
         <w:rPr>
           <w:rStyle w:val="VerbatimChar"/>
         </w:rPr>
-        <w:t xml:space="preserve">CSW-APRA-CPS234-Technical-Runbook.md</w:t>
+        <w:t xml:space="preserve">CSW-APRA-CPS234-Technical-Reference design.md</w:t>
       </w:r>
       <w:r>
         <w:t xml:space="preserve">) in this folder contains the deeper engineering detail.</w:t>
